--- a/Intervew.docx
+++ b/Intervew.docx
@@ -1,6 +1,6 @@
 
 <file path=word/document.xml><?xml version="1.0" encoding="utf-8"?>
-<w:document xmlns:wpc="http://schemas.microsoft.com/office/word/2010/wordprocessingCanvas" xmlns:cx="http://schemas.microsoft.com/office/drawing/2014/chartex" xmlns:cx1="http://schemas.microsoft.com/office/drawing/2015/9/8/chartex" xmlns:cx2="http://schemas.microsoft.com/office/drawing/2015/10/21/chartex" xmlns:cx3="http://schemas.microsoft.com/office/drawing/2016/5/9/chartex" xmlns:cx4="http://schemas.microsoft.com/office/drawing/2016/5/10/chartex" xmlns:cx5="http://schemas.microsoft.com/office/drawing/2016/5/11/chartex" xmlns:cx6="http://schemas.microsoft.com/office/drawing/2016/5/12/chartex" xmlns:cx7="http://schemas.microsoft.com/office/drawing/2016/5/13/chartex" xmlns:cx8="http://schemas.microsoft.com/office/drawing/2016/5/14/chartex" xmlns:mc="http://schemas.openxmlformats.org/markup-compatibility/2006" xmlns:aink="http://schemas.microsoft.com/office/drawing/2016/ink" xmlns:am3d="http://schemas.microsoft.com/office/drawing/2017/model3d" xmlns:o="urn:schemas-microsoft-com:office:office" xmlns:oel="http://schemas.microsoft.com/office/2019/extlst" xmlns:r="http://schemas.openxmlformats.org/officeDocument/2006/relationships" xmlns:m="http://schemas.openxmlformats.org/officeDocument/2006/math" xmlns:v="urn:schemas-microsoft-com:vml" xmlns:wp14="http://schemas.microsoft.com/office/word/2010/wordprocessingDrawing" xmlns:wp="http://schemas.openxmlformats.org/drawingml/2006/wordprocessingDrawing" xmlns:w10="urn:schemas-microsoft-com:office:word" xmlns:w="http://schemas.openxmlformats.org/wordprocessingml/2006/main" xmlns:w14="http://schemas.microsoft.com/office/word/2010/wordml" xmlns:w15="http://schemas.microsoft.com/office/word/2012/wordml" xmlns:w16cex="http://schemas.microsoft.com/office/word/2018/wordml/cex" xmlns:w16cid="http://schemas.microsoft.com/office/word/2016/wordml/cid" xmlns:w16="http://schemas.microsoft.com/office/word/2018/wordml" xmlns:w16du="http://schemas.microsoft.com/office/word/2023/wordml/word16du" xmlns:w16sdtdh="http://schemas.microsoft.com/office/word/2020/wordml/sdtdatahash" xmlns:w16sdtfl="http://schemas.microsoft.com/office/word/2024/wordml/sdtformatlock" xmlns:w16se="http://schemas.microsoft.com/office/word/2015/wordml/symex" xmlns:wpg="http://schemas.microsoft.com/office/word/2010/wordprocessingGroup" xmlns:wpi="http://schemas.microsoft.com/office/word/2010/wordprocessingInk" xmlns:wne="http://schemas.microsoft.com/office/word/2006/wordml" xmlns:wps="http://schemas.microsoft.com/office/word/2010/wordprocessingShape" mc:Ignorable="w14 w15 w16se w16cid w16 w16cex w16sdtdh w16sdtfl w16du wp14">
+<w:document xmlns:wpc="http://schemas.microsoft.com/office/word/2010/wordprocessingCanvas" xmlns:cx="http://schemas.microsoft.com/office/drawing/2014/chartex" xmlns:cx1="http://schemas.microsoft.com/office/drawing/2015/9/8/chartex" xmlns:cx2="http://schemas.microsoft.com/office/drawing/2015/10/21/chartex" xmlns:cx3="http://schemas.microsoft.com/office/drawing/2016/5/9/chartex" xmlns:cx4="http://schemas.microsoft.com/office/drawing/2016/5/10/chartex" xmlns:cx5="http://schemas.microsoft.com/office/drawing/2016/5/11/chartex" xmlns:cx6="http://schemas.microsoft.com/office/drawing/2016/5/12/chartex" xmlns:cx7="http://schemas.microsoft.com/office/drawing/2016/5/13/chartex" xmlns:cx8="http://schemas.microsoft.com/office/drawing/2016/5/14/chartex" xmlns:mc="http://schemas.openxmlformats.org/markup-compatibility/2006" xmlns:aink="http://schemas.microsoft.com/office/drawing/2016/ink" xmlns:am3d="http://schemas.microsoft.com/office/drawing/2017/model3d" xmlns:o="urn:schemas-microsoft-com:office:office" xmlns:oel="http://schemas.microsoft.com/office/2019/extlst" xmlns:r="http://schemas.openxmlformats.org/officeDocument/2006/relationships" xmlns:m="http://schemas.openxmlformats.org/officeDocument/2006/math" xmlns:v="urn:schemas-microsoft-com:vml" xmlns:wp14="http://schemas.microsoft.com/office/word/2010/wordprocessingDrawing" xmlns:wp="http://schemas.openxmlformats.org/drawingml/2006/wordprocessingDrawing" xmlns:w10="urn:schemas-microsoft-com:office:word" xmlns:w="http://schemas.openxmlformats.org/wordprocessingml/2006/main" xmlns:w14="http://schemas.microsoft.com/office/word/2010/wordml" xmlns:w15="http://schemas.microsoft.com/office/word/2012/wordml" xmlns:w16cei="http://schemas.microsoft.com/office/word/2026/wordml/cei" xmlns:w16cex="http://schemas.microsoft.com/office/word/2018/wordml/cex" xmlns:w16cid="http://schemas.microsoft.com/office/word/2016/wordml/cid" xmlns:w16="http://schemas.microsoft.com/office/word/2018/wordml" xmlns:w16du="http://schemas.microsoft.com/office/word/2023/wordml/word16du" xmlns:w16sdtdh="http://schemas.microsoft.com/office/word/2020/wordml/sdtdatahash" xmlns:w16sdtfl="http://schemas.microsoft.com/office/word/2024/wordml/sdtformatlock" xmlns:w16se="http://schemas.microsoft.com/office/word/2015/wordml/symex" xmlns:wpg="http://schemas.microsoft.com/office/word/2010/wordprocessingGroup" xmlns:wpi="http://schemas.microsoft.com/office/word/2010/wordprocessingInk" xmlns:wne="http://schemas.microsoft.com/office/word/2006/wordml" xmlns:wps="http://schemas.microsoft.com/office/word/2010/wordprocessingShape" mc:Ignorable="w14 w15 w16se w16cid w16 w16cex w16sdtdh w16sdtfl w16du wp14">
   <w:body>
     <w:p>
       <w:pPr>
@@ -8,6 +8,650 @@
       </w:pPr>
       <w:r>
         <w:t>Java</w:t>
+      </w:r>
+    </w:p>
+    <w:p>
+      <w:r>
+        <w:t>String</w:t>
+      </w:r>
+      <w:r>
+        <w:t>/</w:t>
+      </w:r>
+      <w:r>
+        <w:t xml:space="preserve"> </w:t>
+      </w:r>
+      <w:r>
+        <w:t>StringBuilder</w:t>
+      </w:r>
+      <w:r>
+        <w:t>/</w:t>
+      </w:r>
+      <w:proofErr w:type="spellStart"/>
+      <w:r>
+        <w:t>StringBuffer</w:t>
+      </w:r>
+      <w:proofErr w:type="spellEnd"/>
+      <w:r>
+        <w:t xml:space="preserve"> which one to use in append operations?</w:t>
+      </w:r>
+    </w:p>
+    <w:p/>
+    <w:p>
+      <w:pPr>
+        <w:rPr>
+          <w:b/>
+          <w:bCs/>
+        </w:rPr>
+      </w:pPr>
+      <w:r>
+        <w:rPr>
+          <w:b/>
+          <w:bCs/>
+        </w:rPr>
+        <w:t xml:space="preserve">What is </w:t>
+      </w:r>
+      <w:proofErr w:type="spellStart"/>
+      <w:r>
+        <w:rPr>
+          <w:b/>
+          <w:bCs/>
+        </w:rPr>
+        <w:t>ConcurrentHashMap</w:t>
+      </w:r>
+      <w:proofErr w:type="spellEnd"/>
+      <w:r>
+        <w:rPr>
+          <w:b/>
+          <w:bCs/>
+        </w:rPr>
+        <w:t>?</w:t>
+      </w:r>
+    </w:p>
+    <w:p>
+      <w:pPr>
+        <w:rPr>
+          <w:b/>
+          <w:bCs/>
+        </w:rPr>
+      </w:pPr>
+    </w:p>
+    <w:p>
+      <w:pPr>
+        <w:rPr>
+          <w:b/>
+          <w:bCs/>
+        </w:rPr>
+      </w:pPr>
+      <w:r>
+        <w:rPr>
+          <w:b/>
+          <w:bCs/>
+        </w:rPr>
+        <w:t>W</w:t>
+      </w:r>
+      <w:r>
+        <w:rPr>
+          <w:b/>
+          <w:bCs/>
+        </w:rPr>
+        <w:t xml:space="preserve">hy </w:t>
+      </w:r>
+      <w:proofErr w:type="spellStart"/>
+      <w:r>
+        <w:rPr>
+          <w:b/>
+          <w:bCs/>
+        </w:rPr>
+        <w:t>ConcurrentHashMap</w:t>
+      </w:r>
+      <w:proofErr w:type="spellEnd"/>
+      <w:r>
+        <w:rPr>
+          <w:b/>
+          <w:bCs/>
+        </w:rPr>
+        <w:t xml:space="preserve"> </w:t>
+      </w:r>
+      <w:r>
+        <w:rPr>
+          <w:b/>
+          <w:bCs/>
+        </w:rPr>
+        <w:t xml:space="preserve">is introduced when </w:t>
+      </w:r>
+      <w:proofErr w:type="spellStart"/>
+      <w:r>
+        <w:rPr>
+          <w:b/>
+          <w:bCs/>
+        </w:rPr>
+        <w:t>Hashtable</w:t>
+      </w:r>
+      <w:proofErr w:type="spellEnd"/>
+      <w:r>
+        <w:rPr>
+          <w:b/>
+          <w:bCs/>
+        </w:rPr>
+        <w:t xml:space="preserve"> was already there</w:t>
+      </w:r>
+      <w:r>
+        <w:rPr>
+          <w:b/>
+          <w:bCs/>
+        </w:rPr>
+        <w:t>?</w:t>
+      </w:r>
+    </w:p>
+    <w:p>
+      <w:proofErr w:type="spellStart"/>
+      <w:r>
+        <w:t>ConcurrentHashMap</w:t>
+      </w:r>
+      <w:proofErr w:type="spellEnd"/>
+      <w:r>
+        <w:t xml:space="preserve"> was introduced because </w:t>
+      </w:r>
+      <w:proofErr w:type="spellStart"/>
+      <w:r>
+        <w:t>Hashtable</w:t>
+      </w:r>
+      <w:proofErr w:type="spellEnd"/>
+      <w:r>
+        <w:t xml:space="preserve"> uses a single, massive lock for the entire map. This forces every thread to wait its turn for any read or write, which slows down programs that have many threads. </w:t>
+      </w:r>
+      <w:proofErr w:type="spellStart"/>
+      <w:r>
+        <w:t>ConcurrentHashMap</w:t>
+      </w:r>
+      <w:proofErr w:type="spellEnd"/>
+      <w:r>
+        <w:t xml:space="preserve"> fixes this by locking only small parts of the map, letting many threads read and write at the same time</w:t>
+      </w:r>
+    </w:p>
+    <w:p>
+      <w:pPr>
+        <w:rPr>
+          <w:b/>
+          <w:bCs/>
+        </w:rPr>
+      </w:pPr>
+      <w:r>
+        <w:rPr>
+          <w:b/>
+          <w:bCs/>
+        </w:rPr>
+        <w:t>How is hash</w:t>
+      </w:r>
+      <w:r>
+        <w:rPr>
+          <w:b/>
+          <w:bCs/>
+        </w:rPr>
+        <w:t xml:space="preserve"> c</w:t>
+      </w:r>
+      <w:r>
+        <w:rPr>
+          <w:b/>
+          <w:bCs/>
+        </w:rPr>
+        <w:t xml:space="preserve">ollision handled in </w:t>
+      </w:r>
+      <w:proofErr w:type="spellStart"/>
+      <w:r>
+        <w:rPr>
+          <w:b/>
+          <w:bCs/>
+        </w:rPr>
+        <w:t>Hashmap</w:t>
+      </w:r>
+      <w:proofErr w:type="spellEnd"/>
+      <w:r>
+        <w:rPr>
+          <w:b/>
+          <w:bCs/>
+        </w:rPr>
+        <w:t>?</w:t>
+      </w:r>
+    </w:p>
+    <w:p>
+      <w:pPr>
+        <w:rPr>
+          <w:b/>
+          <w:bCs/>
+        </w:rPr>
+      </w:pPr>
+    </w:p>
+    <w:p>
+      <w:pPr>
+        <w:rPr>
+          <w:b/>
+          <w:bCs/>
+        </w:rPr>
+      </w:pPr>
+      <w:r>
+        <w:rPr>
+          <w:b/>
+          <w:bCs/>
+        </w:rPr>
+        <w:t>Remove duplicates preserving insertion order</w:t>
+      </w:r>
+    </w:p>
+    <w:p>
+      <w:pPr>
+        <w:rPr>
+          <w:b/>
+          <w:bCs/>
+        </w:rPr>
+      </w:pPr>
+    </w:p>
+    <w:p>
+      <w:r>
+        <w:t xml:space="preserve">private static List&lt;Integer&gt; </w:t>
+      </w:r>
+      <w:proofErr w:type="spellStart"/>
+      <w:proofErr w:type="gramStart"/>
+      <w:r>
+        <w:t>removeDuplicate</w:t>
+      </w:r>
+      <w:proofErr w:type="spellEnd"/>
+      <w:r>
+        <w:t>(</w:t>
+      </w:r>
+      <w:proofErr w:type="gramEnd"/>
+      <w:r>
+        <w:t>List&lt;Integer&gt; list) {</w:t>
+      </w:r>
+    </w:p>
+    <w:p>
+      <w:r>
+        <w:t xml:space="preserve">        if (null == list || </w:t>
+      </w:r>
+      <w:proofErr w:type="spellStart"/>
+      <w:proofErr w:type="gramStart"/>
+      <w:r>
+        <w:t>list.isEmpty</w:t>
+      </w:r>
+      <w:proofErr w:type="spellEnd"/>
+      <w:proofErr w:type="gramEnd"/>
+      <w:r>
+        <w:t>())</w:t>
+      </w:r>
+    </w:p>
+    <w:p>
+      <w:r>
+        <w:t xml:space="preserve">            throw new </w:t>
+      </w:r>
+      <w:proofErr w:type="spellStart"/>
+      <w:proofErr w:type="gramStart"/>
+      <w:r>
+        <w:t>IllegalArgumentException</w:t>
+      </w:r>
+      <w:proofErr w:type="spellEnd"/>
+      <w:r>
+        <w:t>(</w:t>
+      </w:r>
+      <w:proofErr w:type="gramEnd"/>
+      <w:r>
+        <w:t>);</w:t>
+      </w:r>
+    </w:p>
+    <w:p>
+      <w:r>
+        <w:t xml:space="preserve">        List&lt;Integer&gt; unique = new </w:t>
+      </w:r>
+      <w:proofErr w:type="spellStart"/>
+      <w:r>
+        <w:t>ArrayList</w:t>
+      </w:r>
+      <w:proofErr w:type="spellEnd"/>
+      <w:r>
+        <w:t>&lt;</w:t>
+      </w:r>
+      <w:proofErr w:type="gramStart"/>
+      <w:r>
+        <w:t>&gt;(</w:t>
+      </w:r>
+      <w:proofErr w:type="gramEnd"/>
+      <w:r>
+        <w:t>);</w:t>
+      </w:r>
+    </w:p>
+    <w:p>
+      <w:r>
+        <w:t xml:space="preserve">        Set&lt;Integer&gt; set = new HashSet&lt;</w:t>
+      </w:r>
+      <w:proofErr w:type="gramStart"/>
+      <w:r>
+        <w:t>&gt;(</w:t>
+      </w:r>
+      <w:proofErr w:type="gramEnd"/>
+      <w:r>
+        <w:t>);</w:t>
+      </w:r>
+    </w:p>
+    <w:p>
+      <w:r>
+        <w:t xml:space="preserve">        for (Integer </w:t>
+      </w:r>
+      <w:proofErr w:type="spellStart"/>
+      <w:proofErr w:type="gramStart"/>
+      <w:r>
+        <w:t>i</w:t>
+      </w:r>
+      <w:proofErr w:type="spellEnd"/>
+      <w:r>
+        <w:t xml:space="preserve"> :</w:t>
+      </w:r>
+      <w:proofErr w:type="gramEnd"/>
+      <w:r>
+        <w:t xml:space="preserve"> list)</w:t>
+      </w:r>
+    </w:p>
+    <w:p>
+      <w:r>
+        <w:t xml:space="preserve">            if (</w:t>
+      </w:r>
+      <w:proofErr w:type="spellStart"/>
+      <w:r>
+        <w:t>set.add</w:t>
+      </w:r>
+      <w:proofErr w:type="spellEnd"/>
+      <w:r>
+        <w:t>(</w:t>
+      </w:r>
+      <w:proofErr w:type="spellStart"/>
+      <w:r>
+        <w:t>i</w:t>
+      </w:r>
+      <w:proofErr w:type="spellEnd"/>
+      <w:r>
+        <w:t>))</w:t>
+      </w:r>
+    </w:p>
+    <w:p>
+      <w:r>
+        <w:t xml:space="preserve">                </w:t>
+      </w:r>
+      <w:proofErr w:type="spellStart"/>
+      <w:r>
+        <w:t>unique.add</w:t>
+      </w:r>
+      <w:proofErr w:type="spellEnd"/>
+      <w:r>
+        <w:t>(</w:t>
+      </w:r>
+      <w:proofErr w:type="spellStart"/>
+      <w:r>
+        <w:t>i</w:t>
+      </w:r>
+      <w:proofErr w:type="spellEnd"/>
+      <w:r>
+        <w:t>);</w:t>
+      </w:r>
+    </w:p>
+    <w:p>
+      <w:r>
+        <w:t xml:space="preserve">        return unique;</w:t>
+      </w:r>
+    </w:p>
+    <w:p>
+      <w:r>
+        <w:t xml:space="preserve">    }</w:t>
+      </w:r>
+    </w:p>
+    <w:p/>
+    <w:p>
+      <w:pPr>
+        <w:rPr>
+          <w:b/>
+          <w:bCs/>
+        </w:rPr>
+      </w:pPr>
+      <w:r>
+        <w:rPr>
+          <w:b/>
+          <w:bCs/>
+        </w:rPr>
+        <w:t xml:space="preserve">You are building a java method which takes in 2 </w:t>
+      </w:r>
+      <w:r>
+        <w:rPr>
+          <w:b/>
+          <w:bCs/>
+        </w:rPr>
+        <w:t>long</w:t>
+      </w:r>
+      <w:r>
+        <w:rPr>
+          <w:b/>
+          <w:bCs/>
+        </w:rPr>
+        <w:t xml:space="preserve"> and returns </w:t>
+      </w:r>
+      <w:r>
+        <w:rPr>
+          <w:b/>
+          <w:bCs/>
+        </w:rPr>
+        <w:t>sum.</w:t>
+      </w:r>
+      <w:r>
+        <w:rPr>
+          <w:b/>
+          <w:bCs/>
+        </w:rPr>
+        <w:t xml:space="preserve"> How do you make sure the result is within </w:t>
+      </w:r>
+      <w:r>
+        <w:rPr>
+          <w:b/>
+          <w:bCs/>
+        </w:rPr>
+        <w:t>long range?</w:t>
+      </w:r>
+    </w:p>
+    <w:p>
+      <w:r>
+        <w:lastRenderedPageBreak/>
+        <w:t xml:space="preserve">public long </w:t>
+      </w:r>
+      <w:proofErr w:type="spellStart"/>
+      <w:proofErr w:type="gramStart"/>
+      <w:r>
+        <w:t>safeAdd</w:t>
+      </w:r>
+      <w:proofErr w:type="spellEnd"/>
+      <w:r>
+        <w:t>(</w:t>
+      </w:r>
+      <w:proofErr w:type="gramEnd"/>
+      <w:r>
+        <w:t>long a, long b) {</w:t>
+      </w:r>
+    </w:p>
+    <w:p>
+      <w:r>
+        <w:t xml:space="preserve">    if (b &gt; 0 &amp;&amp; a &gt; </w:t>
+      </w:r>
+      <w:proofErr w:type="spellStart"/>
+      <w:r>
+        <w:t>Long.MAX_VALUE</w:t>
+      </w:r>
+      <w:proofErr w:type="spellEnd"/>
+      <w:r>
+        <w:t xml:space="preserve"> - b) {</w:t>
+      </w:r>
+    </w:p>
+    <w:p>
+      <w:r>
+        <w:t xml:space="preserve">        throw new </w:t>
+      </w:r>
+      <w:proofErr w:type="spellStart"/>
+      <w:proofErr w:type="gramStart"/>
+      <w:r>
+        <w:t>ArithmeticException</w:t>
+      </w:r>
+      <w:proofErr w:type="spellEnd"/>
+      <w:r>
+        <w:t>(</w:t>
+      </w:r>
+      <w:proofErr w:type="gramEnd"/>
+      <w:r>
+        <w:t>"Long overflow");</w:t>
+      </w:r>
+    </w:p>
+    <w:p>
+      <w:r>
+        <w:t xml:space="preserve">    }</w:t>
+      </w:r>
+    </w:p>
+    <w:p>
+      <w:r>
+        <w:t xml:space="preserve">    if (b &lt; 0 &amp;&amp; a &lt; </w:t>
+      </w:r>
+      <w:proofErr w:type="spellStart"/>
+      <w:r>
+        <w:t>Long.MIN_VALUE</w:t>
+      </w:r>
+      <w:proofErr w:type="spellEnd"/>
+      <w:r>
+        <w:t xml:space="preserve"> - b) {</w:t>
+      </w:r>
+    </w:p>
+    <w:p>
+      <w:r>
+        <w:t xml:space="preserve">        throw new </w:t>
+      </w:r>
+      <w:proofErr w:type="spellStart"/>
+      <w:proofErr w:type="gramStart"/>
+      <w:r>
+        <w:t>ArithmeticException</w:t>
+      </w:r>
+      <w:proofErr w:type="spellEnd"/>
+      <w:r>
+        <w:t>(</w:t>
+      </w:r>
+      <w:proofErr w:type="gramEnd"/>
+      <w:r>
+        <w:t>"Long underflow");</w:t>
+      </w:r>
+    </w:p>
+    <w:p>
+      <w:r>
+        <w:t xml:space="preserve">    }</w:t>
+      </w:r>
+    </w:p>
+    <w:p>
+      <w:r>
+        <w:t xml:space="preserve">    return a + b;</w:t>
+      </w:r>
+    </w:p>
+    <w:p>
+      <w:r>
+        <w:t>}</w:t>
+      </w:r>
+    </w:p>
+    <w:p/>
+    <w:p/>
+    <w:p>
+      <w:pPr>
+        <w:rPr>
+          <w:b/>
+          <w:bCs/>
+        </w:rPr>
+      </w:pPr>
+      <w:r>
+        <w:rPr>
+          <w:b/>
+          <w:bCs/>
+        </w:rPr>
+        <w:t>Find the count of number greater than 10</w:t>
+      </w:r>
+    </w:p>
+    <w:p/>
+    <w:p>
+      <w:r>
+        <w:t>public static void countOfNumbersGreaterThan10() {</w:t>
+      </w:r>
+      <w:r>
+        <w:br/>
+        <w:t xml:space="preserve">    List&lt;Integer&gt; numbers = </w:t>
+      </w:r>
+      <w:proofErr w:type="spellStart"/>
+      <w:r>
+        <w:t>List.of</w:t>
+      </w:r>
+      <w:proofErr w:type="spellEnd"/>
+      <w:r>
+        <w:t>(5, 10, 15, 20, 25);</w:t>
+      </w:r>
+      <w:r>
+        <w:br/>
+        <w:t xml:space="preserve">    long count = </w:t>
+      </w:r>
+      <w:proofErr w:type="spellStart"/>
+      <w:proofErr w:type="gramStart"/>
+      <w:r>
+        <w:t>numbers.stream</w:t>
+      </w:r>
+      <w:proofErr w:type="spellEnd"/>
+      <w:proofErr w:type="gramEnd"/>
+      <w:r>
+        <w:t>()</w:t>
+      </w:r>
+      <w:r>
+        <w:br/>
+        <w:t xml:space="preserve">          </w:t>
+      </w:r>
+      <w:proofErr w:type="gramStart"/>
+      <w:r>
+        <w:t xml:space="preserve">  .filter</w:t>
+      </w:r>
+      <w:proofErr w:type="gramEnd"/>
+      <w:r>
+        <w:t>(n -&gt; n &gt; 10)</w:t>
+      </w:r>
+      <w:r>
+        <w:br/>
+        <w:t xml:space="preserve">          </w:t>
+      </w:r>
+      <w:proofErr w:type="gramStart"/>
+      <w:r>
+        <w:t xml:space="preserve">  .count</w:t>
+      </w:r>
+      <w:proofErr w:type="gramEnd"/>
+      <w:r>
+        <w:t>();</w:t>
+      </w:r>
+      <w:r>
+        <w:br/>
+        <w:t xml:space="preserve">    </w:t>
+      </w:r>
+      <w:proofErr w:type="spellStart"/>
+      <w:r>
+        <w:t>System.out.printf</w:t>
+      </w:r>
+      <w:proofErr w:type="spellEnd"/>
+      <w:r>
+        <w:t>("Numbers &gt; 10: %</w:t>
+      </w:r>
+      <w:proofErr w:type="spellStart"/>
+      <w:r>
+        <w:t>s%n</w:t>
+      </w:r>
+      <w:proofErr w:type="spellEnd"/>
+      <w:r>
+        <w:t>", count);</w:t>
+      </w:r>
+      <w:r>
+        <w:br/>
+        <w:t>}</w:t>
+      </w:r>
+    </w:p>
+    <w:p>
+      <w:r>
+        <w:t xml:space="preserve"> </w:t>
       </w:r>
     </w:p>
     <w:p>
@@ -95,6 +739,7 @@
           <w:b/>
           <w:bCs/>
         </w:rPr>
+        <w:lastRenderedPageBreak/>
         <w:t>@Controller (MVC Focused):</w:t>
       </w:r>
     </w:p>
@@ -338,21 +983,8 @@
           <w:b/>
           <w:bCs/>
         </w:rPr>
-        <w:t xml:space="preserve">Default </w:t>
-      </w:r>
-      <w:r>
-        <w:rPr>
-          <w:b/>
-          <w:bCs/>
-        </w:rPr>
-        <w:t>Behaviour</w:t>
-      </w:r>
-      <w:r>
-        <w:rPr>
-          <w:b/>
-          <w:bCs/>
-        </w:rPr>
-        <w:t>:</w:t>
+        <w:lastRenderedPageBreak/>
+        <w:t>Default Behaviour:</w:t>
       </w:r>
       <w:r>
         <w:t> In Spring Boot, the @SpringBootApplication annotation implicitly triggers scanning on the package where the main class resides and all its sub-packages.</w:t>
@@ -497,13 +1129,7 @@
         <w:rPr>
           <w:highlight w:val="yellow"/>
         </w:rPr>
-        <w:t>W</w:t>
-      </w:r>
-      <w:r>
-        <w:rPr>
-          <w:highlight w:val="yellow"/>
-        </w:rPr>
-        <w:t>hat is JWT-based authentication?</w:t>
+        <w:t>What is JWT-based authentication?</w:t>
       </w:r>
     </w:p>
     <w:p/>
@@ -585,24 +1211,16 @@
         <w:rPr>
           <w:highlight w:val="yellow"/>
         </w:rPr>
-        <w:t>W</w:t>
-      </w:r>
-      <w:r>
-        <w:rPr>
-          <w:highlight w:val="yellow"/>
-        </w:rPr>
-        <w:t>hat is circuit breaker in spring boot</w:t>
-      </w:r>
-      <w:r>
-        <w:rPr>
-          <w:highlight w:val="yellow"/>
-        </w:rPr>
-        <w:t>?</w:t>
-      </w:r>
-    </w:p>
-    <w:p>
-      <w:r>
-        <w:t>A Circuit Breaker in Spring Boot is a design pattern used in microservices to enhance fault tolerance. It acts as a protective wrapper around remote service calls, monitoring for failures. If a service fails frequently, the breaker "opens," instantly blocking requests to prevent cascading failures and allowing the service time to recover</w:t>
+        <w:t>What is circuit breaker in spring boot?</w:t>
+      </w:r>
+    </w:p>
+    <w:p>
+      <w:r>
+        <w:t xml:space="preserve">A Circuit Breaker in Spring Boot is a design pattern used in microservices to enhance fault tolerance. It acts as a protective wrapper around remote service calls, monitoring </w:t>
+      </w:r>
+      <w:r>
+        <w:lastRenderedPageBreak/>
+        <w:t>for failures. If a service fails frequently, the breaker "opens," instantly blocking requests to prevent cascading failures and allowing the service time to recover</w:t>
       </w:r>
     </w:p>
     <w:p>
@@ -949,6 +1567,7 @@
           <w:b/>
           <w:bCs/>
         </w:rPr>
+        <w:lastRenderedPageBreak/>
         <w:t>Detection:</w:t>
       </w:r>
       <w:r>
@@ -1100,7 +1719,7 @@
 </file>
 
 <file path=word/numbering.xml><?xml version="1.0" encoding="utf-8"?>
-<w:numbering xmlns:wpc="http://schemas.microsoft.com/office/word/2010/wordprocessingCanvas" xmlns:cx="http://schemas.microsoft.com/office/drawing/2014/chartex" xmlns:cx1="http://schemas.microsoft.com/office/drawing/2015/9/8/chartex" xmlns:cx2="http://schemas.microsoft.com/office/drawing/2015/10/21/chartex" xmlns:cx3="http://schemas.microsoft.com/office/drawing/2016/5/9/chartex" xmlns:cx4="http://schemas.microsoft.com/office/drawing/2016/5/10/chartex" xmlns:cx5="http://schemas.microsoft.com/office/drawing/2016/5/11/chartex" xmlns:cx6="http://schemas.microsoft.com/office/drawing/2016/5/12/chartex" xmlns:cx7="http://schemas.microsoft.com/office/drawing/2016/5/13/chartex" xmlns:cx8="http://schemas.microsoft.com/office/drawing/2016/5/14/chartex" xmlns:mc="http://schemas.openxmlformats.org/markup-compatibility/2006" xmlns:aink="http://schemas.microsoft.com/office/drawing/2016/ink" xmlns:am3d="http://schemas.microsoft.com/office/drawing/2017/model3d" xmlns:o="urn:schemas-microsoft-com:office:office" xmlns:oel="http://schemas.microsoft.com/office/2019/extlst" xmlns:r="http://schemas.openxmlformats.org/officeDocument/2006/relationships" xmlns:m="http://schemas.openxmlformats.org/officeDocument/2006/math" xmlns:v="urn:schemas-microsoft-com:vml" xmlns:wp14="http://schemas.microsoft.com/office/word/2010/wordprocessingDrawing" xmlns:wp="http://schemas.openxmlformats.org/drawingml/2006/wordprocessingDrawing" xmlns:w10="urn:schemas-microsoft-com:office:word" xmlns:w="http://schemas.openxmlformats.org/wordprocessingml/2006/main" xmlns:w14="http://schemas.microsoft.com/office/word/2010/wordml" xmlns:w15="http://schemas.microsoft.com/office/word/2012/wordml" xmlns:w16cex="http://schemas.microsoft.com/office/word/2018/wordml/cex" xmlns:w16cid="http://schemas.microsoft.com/office/word/2016/wordml/cid" xmlns:w16="http://schemas.microsoft.com/office/word/2018/wordml" xmlns:w16du="http://schemas.microsoft.com/office/word/2023/wordml/word16du" xmlns:w16sdtdh="http://schemas.microsoft.com/office/word/2020/wordml/sdtdatahash" xmlns:w16sdtfl="http://schemas.microsoft.com/office/word/2024/wordml/sdtformatlock" xmlns:w16se="http://schemas.microsoft.com/office/word/2015/wordml/symex" xmlns:wpg="http://schemas.microsoft.com/office/word/2010/wordprocessingGroup" xmlns:wpi="http://schemas.microsoft.com/office/word/2010/wordprocessingInk" xmlns:wne="http://schemas.microsoft.com/office/word/2006/wordml" xmlns:wps="http://schemas.microsoft.com/office/word/2010/wordprocessingShape" mc:Ignorable="w14 w15 w16se w16cid w16 w16cex w16sdtdh w16sdtfl w16du wp14">
+<w:numbering xmlns:wpc="http://schemas.microsoft.com/office/word/2010/wordprocessingCanvas" xmlns:cx="http://schemas.microsoft.com/office/drawing/2014/chartex" xmlns:cx1="http://schemas.microsoft.com/office/drawing/2015/9/8/chartex" xmlns:cx2="http://schemas.microsoft.com/office/drawing/2015/10/21/chartex" xmlns:cx3="http://schemas.microsoft.com/office/drawing/2016/5/9/chartex" xmlns:cx4="http://schemas.microsoft.com/office/drawing/2016/5/10/chartex" xmlns:cx5="http://schemas.microsoft.com/office/drawing/2016/5/11/chartex" xmlns:cx6="http://schemas.microsoft.com/office/drawing/2016/5/12/chartex" xmlns:cx7="http://schemas.microsoft.com/office/drawing/2016/5/13/chartex" xmlns:cx8="http://schemas.microsoft.com/office/drawing/2016/5/14/chartex" xmlns:mc="http://schemas.openxmlformats.org/markup-compatibility/2006" xmlns:aink="http://schemas.microsoft.com/office/drawing/2016/ink" xmlns:am3d="http://schemas.microsoft.com/office/drawing/2017/model3d" xmlns:o="urn:schemas-microsoft-com:office:office" xmlns:oel="http://schemas.microsoft.com/office/2019/extlst" xmlns:r="http://schemas.openxmlformats.org/officeDocument/2006/relationships" xmlns:m="http://schemas.openxmlformats.org/officeDocument/2006/math" xmlns:v="urn:schemas-microsoft-com:vml" xmlns:wp14="http://schemas.microsoft.com/office/word/2010/wordprocessingDrawing" xmlns:wp="http://schemas.openxmlformats.org/drawingml/2006/wordprocessingDrawing" xmlns:w10="urn:schemas-microsoft-com:office:word" xmlns:w="http://schemas.openxmlformats.org/wordprocessingml/2006/main" xmlns:w14="http://schemas.microsoft.com/office/word/2010/wordml" xmlns:w15="http://schemas.microsoft.com/office/word/2012/wordml" xmlns:w16cei="http://schemas.microsoft.com/office/word/2026/wordml/cei" xmlns:w16cex="http://schemas.microsoft.com/office/word/2018/wordml/cex" xmlns:w16cid="http://schemas.microsoft.com/office/word/2016/wordml/cid" xmlns:w16="http://schemas.microsoft.com/office/word/2018/wordml" xmlns:w16du="http://schemas.microsoft.com/office/word/2023/wordml/word16du" xmlns:w16sdtdh="http://schemas.microsoft.com/office/word/2020/wordml/sdtdatahash" xmlns:w16sdtfl="http://schemas.microsoft.com/office/word/2024/wordml/sdtformatlock" xmlns:w16se="http://schemas.microsoft.com/office/word/2015/wordml/symex" xmlns:wpg="http://schemas.microsoft.com/office/word/2010/wordprocessingGroup" xmlns:wpi="http://schemas.microsoft.com/office/word/2010/wordprocessingInk" xmlns:wne="http://schemas.microsoft.com/office/word/2006/wordml" xmlns:wps="http://schemas.microsoft.com/office/word/2010/wordprocessingShape" mc:Ignorable="w14 w15 w16se w16cid w16 w16cex w16sdtdh w16sdtfl w16du wp14">
   <w:abstractNum w:abstractNumId="0" w15:restartNumberingAfterBreak="0">
     <w:nsid w:val="031C7B5C"/>
     <w:multiLevelType w:val="multilevel"/>
